--- a/Mobleywa Resume v2.3.docx
+++ b/Mobleywa Resume v2.3.docx
@@ -1630,41 +1630,7 @@
           <w:bCs/>
           <w:color w:val="4472C4" w:themeColor="accent1"/>
         </w:rPr>
-        <w:t xml:space="preserve">High School Diploma | </w:t>
-      </w:r>
-      <w:r>
-        <w:rPr>
-          <w:b/>
-          <w:bCs/>
-          <w:color w:val="538135" w:themeColor="accent6" w:themeShade="BF"/>
-          <w:sz w:val="22"/>
-          <w:szCs w:val="22"/>
-        </w:rPr>
-        <w:t xml:space="preserve">Graduate of </w:t>
-      </w:r>
-      <w:r>
-        <w:rPr>
-          <w:b/>
-          <w:bCs/>
-          <w:color w:val="538135" w:themeColor="accent6" w:themeShade="BF"/>
-        </w:rPr>
-        <w:t>Warren County High School</w:t>
-      </w:r>
-      <w:r>
-        <w:rPr>
-          <w:b/>
-          <w:bCs/>
-          <w:color w:val="000000" w:themeColor="text1"/>
-        </w:rPr>
-        <w:tab/>
-      </w:r>
-      <w:r>
-        <w:rPr>
-          <w:b/>
-          <w:bCs/>
-          <w:color w:val="4472C4" w:themeColor="accent1"/>
-        </w:rPr>
-        <w:t>Jun 2007</w:t>
+        <w:t>High School Diploma</w:t>
       </w:r>
     </w:p>
     <w:p>
@@ -1685,15 +1651,15 @@
           <w:bCs/>
           <w:color w:val="4472C4" w:themeColor="accent1"/>
         </w:rPr>
-        <w:t xml:space="preserve">CCNA </w:t>
-      </w:r>
-      <w:r>
-        <w:rPr>
-          <w:b/>
-          <w:bCs/>
-          <w:color w:val="4472C4" w:themeColor="accent1"/>
-        </w:rPr>
-        <w:t xml:space="preserve">Course </w:t>
+        <w:t>Cisco Certified Network Associate 2-year Course</w:t>
+      </w:r>
+      <w:r>
+        <w:rPr>
+          <w:b/>
+          <w:bCs/>
+          <w:color w:val="4472C4" w:themeColor="accent1"/>
+        </w:rPr>
+        <w:t xml:space="preserve"> </w:t>
       </w:r>
       <w:r>
         <w:rPr>
@@ -1707,50 +1673,43 @@
         <w:rPr>
           <w:b/>
           <w:bCs/>
-          <w:color w:val="000000" w:themeColor="text1"/>
-        </w:rPr>
-        <w:t xml:space="preserve">Warren County High </w:t>
-      </w:r>
-      <w:r>
-        <w:rPr>
-          <w:b/>
-          <w:bCs/>
-          <w:color w:val="000000" w:themeColor="text1"/>
-        </w:rPr>
-        <w:t xml:space="preserve">School </w:t>
-      </w:r>
-      <w:r>
-        <w:rPr>
-          <w:b/>
-          <w:bCs/>
-          <w:color w:val="4472C4" w:themeColor="accent1"/>
-        </w:rPr>
-        <w:t xml:space="preserve">| </w:t>
-      </w:r>
-      <w:r>
-        <w:rPr>
-          <w:b/>
-          <w:bCs/>
           <w:color w:val="538135" w:themeColor="accent6" w:themeShade="BF"/>
-        </w:rPr>
-        <w:t>Passed</w:t>
-      </w:r>
-      <w:r>
-        <w:rPr>
-          <w:b/>
-          <w:bCs/>
-          <w:color w:val="4472C4" w:themeColor="accent1"/>
-        </w:rPr>
-        <w:tab/>
-        <w:t>Jun 200</w:t>
-      </w:r>
-      <w:r>
-        <w:rPr>
-          <w:b/>
-          <w:bCs/>
-          <w:color w:val="4472C4" w:themeColor="accent1"/>
-        </w:rPr>
-        <w:t>7</w:t>
+          <w:sz w:val="22"/>
+          <w:szCs w:val="22"/>
+        </w:rPr>
+        <w:t xml:space="preserve">Graduate of </w:t>
+      </w:r>
+      <w:r>
+        <w:rPr>
+          <w:b/>
+          <w:bCs/>
+          <w:color w:val="538135" w:themeColor="accent6" w:themeShade="BF"/>
+        </w:rPr>
+        <w:t>Warren County High School</w:t>
+      </w:r>
+      <w:r>
+        <w:rPr>
+          <w:b/>
+          <w:bCs/>
+          <w:color w:val="538135" w:themeColor="accent6" w:themeShade="BF"/>
+        </w:rPr>
+        <w:t xml:space="preserve">        </w:t>
+      </w:r>
+      <w:r>
+        <w:rPr>
+          <w:b/>
+          <w:bCs/>
+          <w:color w:val="538135" w:themeColor="accent6" w:themeShade="BF"/>
+        </w:rPr>
+        <w:t xml:space="preserve"> </w:t>
+      </w:r>
+      <w:r>
+        <w:rPr>
+          <w:b/>
+          <w:bCs/>
+          <w:color w:val="4472C4" w:themeColor="accent1"/>
+        </w:rPr>
+        <w:t>Jun 2007</w:t>
       </w:r>
     </w:p>
     <w:p>
@@ -1760,7 +1719,9 @@
         </w:tabs>
         <w:jc w:val="both"/>
         <w:rPr>
-          <w:rFonts w:ascii="Arial" w:eastAsia="Calibri" w:hAnsi="Arial" w:cs="Arial"/>
+          <w:b/>
+          <w:bCs/>
+          <w:color w:val="4472C4" w:themeColor="accent1"/>
         </w:rPr>
       </w:pPr>
     </w:p>

--- a/Mobleywa Resume v2.3.docx
+++ b/Mobleywa Resume v2.3.docx
@@ -2758,7 +2758,7 @@
       <w:lvlText w:val=""/>
       <w:lvlJc w:val="left"/>
       <w:pPr>
-        <w:ind w:left="360" w:hanging="360"/>
+        <w:ind w:left="720" w:hanging="360"/>
       </w:pPr>
       <w:rPr>
         <w:rFonts w:ascii="Wingdings" w:hAnsi="Wingdings" w:hint="default"/>
@@ -2771,7 +2771,7 @@
       <w:lvlText w:val="o"/>
       <w:lvlJc w:val="left"/>
       <w:pPr>
-        <w:ind w:left="1080" w:hanging="360"/>
+        <w:ind w:left="1440" w:hanging="360"/>
       </w:pPr>
       <w:rPr>
         <w:rFonts w:ascii="Courier New" w:hAnsi="Courier New" w:cs="Courier New" w:hint="default"/>
@@ -2783,7 +2783,7 @@
       <w:lvlText w:val=""/>
       <w:lvlJc w:val="left"/>
       <w:pPr>
-        <w:ind w:left="1800" w:hanging="360"/>
+        <w:ind w:left="2160" w:hanging="360"/>
       </w:pPr>
       <w:rPr>
         <w:rFonts w:ascii="Wingdings" w:hAnsi="Wingdings" w:hint="default"/>
@@ -2795,7 +2795,7 @@
       <w:lvlText w:val=""/>
       <w:lvlJc w:val="left"/>
       <w:pPr>
-        <w:ind w:left="2520" w:hanging="360"/>
+        <w:ind w:left="2880" w:hanging="360"/>
       </w:pPr>
       <w:rPr>
         <w:rFonts w:ascii="Symbol" w:hAnsi="Symbol" w:hint="default"/>
@@ -2807,7 +2807,7 @@
       <w:lvlText w:val="o"/>
       <w:lvlJc w:val="left"/>
       <w:pPr>
-        <w:ind w:left="3240" w:hanging="360"/>
+        <w:ind w:left="3600" w:hanging="360"/>
       </w:pPr>
       <w:rPr>
         <w:rFonts w:ascii="Courier New" w:hAnsi="Courier New" w:cs="Courier New" w:hint="default"/>
@@ -2819,7 +2819,7 @@
       <w:lvlText w:val=""/>
       <w:lvlJc w:val="left"/>
       <w:pPr>
-        <w:ind w:left="3960" w:hanging="360"/>
+        <w:ind w:left="4320" w:hanging="360"/>
       </w:pPr>
       <w:rPr>
         <w:rFonts w:ascii="Wingdings" w:hAnsi="Wingdings" w:hint="default"/>
@@ -2831,7 +2831,7 @@
       <w:lvlText w:val=""/>
       <w:lvlJc w:val="left"/>
       <w:pPr>
-        <w:ind w:left="4680" w:hanging="360"/>
+        <w:ind w:left="5040" w:hanging="360"/>
       </w:pPr>
       <w:rPr>
         <w:rFonts w:ascii="Symbol" w:hAnsi="Symbol" w:hint="default"/>
@@ -2843,7 +2843,7 @@
       <w:lvlText w:val="o"/>
       <w:lvlJc w:val="left"/>
       <w:pPr>
-        <w:ind w:left="5400" w:hanging="360"/>
+        <w:ind w:left="5760" w:hanging="360"/>
       </w:pPr>
       <w:rPr>
         <w:rFonts w:ascii="Courier New" w:hAnsi="Courier New" w:cs="Courier New" w:hint="default"/>
@@ -2855,7 +2855,7 @@
       <w:lvlText w:val=""/>
       <w:lvlJc w:val="left"/>
       <w:pPr>
-        <w:ind w:left="6120" w:hanging="360"/>
+        <w:ind w:left="6480" w:hanging="360"/>
       </w:pPr>
       <w:rPr>
         <w:rFonts w:ascii="Wingdings" w:hAnsi="Wingdings" w:hint="default"/>
@@ -3921,6 +3921,10 @@
 </file>
 
 <file path=customXml/item1.xml><?xml version="1.0" encoding="utf-8"?>
+<b:Sources xmlns:b="http://schemas.openxmlformats.org/officeDocument/2006/bibliography" xmlns="http://schemas.openxmlformats.org/officeDocument/2006/bibliography" SelectedStyle="/APASixthEditionOfficeOnline.xsl" StyleName="APA" Version="6"/>
+</file>
+
+<file path=customXml/item2.xml><?xml version="1.0" encoding="utf-8"?>
 <s:customData xmlns="http://www.wps.cn/officeDocument/2013/wpsCustomData" xmlns:s="http://www.wps.cn/officeDocument/2013/wpsCustomData">
   <customSectProps>
     <customSectPr/>
@@ -3931,22 +3935,18 @@
 </s:customData>
 </file>
 
-<file path=customXml/item2.xml><?xml version="1.0" encoding="utf-8"?>
-<b:Sources xmlns:b="http://schemas.openxmlformats.org/officeDocument/2006/bibliography" xmlns="http://schemas.openxmlformats.org/officeDocument/2006/bibliography" SelectedStyle="/APASixthEditionOfficeOnline.xsl" StyleName="APA" Version="6"/>
+<file path=customXml/itemProps1.xml><?xml version="1.0" encoding="utf-8"?>
+<ds:datastoreItem xmlns:ds="http://schemas.openxmlformats.org/officeDocument/2006/customXml" ds:itemID="{17511614-9333-9445-AEA7-AC84EF903152}">
+  <ds:schemaRefs>
+    <ds:schemaRef ds:uri="http://schemas.openxmlformats.org/officeDocument/2006/bibliography"/>
+  </ds:schemaRefs>
+</ds:datastoreItem>
 </file>
 
-<file path=customXml/itemProps1.xml><?xml version="1.0" encoding="utf-8"?>
+<file path=customXml/itemProps2.xml><?xml version="1.0" encoding="utf-8"?>
 <ds:datastoreItem xmlns:ds="http://schemas.openxmlformats.org/officeDocument/2006/customXml" ds:itemID="{B1977F7D-205B-4081-913C-38D41E755F92}">
   <ds:schemaRefs>
     <ds:schemaRef ds:uri="http://www.wps.cn/officeDocument/2013/wpsCustomData"/>
   </ds:schemaRefs>
 </ds:datastoreItem>
-</file>
-
-<file path=customXml/itemProps2.xml><?xml version="1.0" encoding="utf-8"?>
-<ds:datastoreItem xmlns:ds="http://schemas.openxmlformats.org/officeDocument/2006/customXml" ds:itemID="{17511614-9333-9445-AEA7-AC84EF903152}">
-  <ds:schemaRefs>
-    <ds:schemaRef ds:uri="http://schemas.openxmlformats.org/officeDocument/2006/bibliography"/>
-  </ds:schemaRefs>
-</ds:datastoreItem>
 </file>